--- a/public/resume/ats/Naman_Manocha_AI_Engineer_Resume_ats_classic.docx
+++ b/public/resume/ats/Naman_Manocha_AI_Engineer_Resume_ats_classic.docx
@@ -414,7 +414,7 @@
           <w:sz w:val="21"/>
           <w:u w:val="none"/>
         </w:rPr>
-        <w:t xml:space="preserve">Python, FastAPI, Next.js, Supabase/pgvector, LangGraph, Groq, OpenAI, Cloudflare R2  |  ~144K source LOC, 856 files, 442 commits, 178 test files — OpenAI Build Week  |  Live: </w:t>
+        <w:t xml:space="preserve">Python, FastAPI, Next.js, Supabase/pgvector, LangGraph, Groq, OpenAI, Cloudflare R2  |  ~144K source LOC, 858 files, 443 commits, 179 test files — OpenAI Build Week  |  Live: </w:t>
       </w:r>
       <w:hyperlink r:id="rId9">
         <w:r>

--- a/public/resume/ats/Naman_Manocha_AI_Engineer_Resume_ats_classic.docx
+++ b/public/resume/ats/Naman_Manocha_AI_Engineer_Resume_ats_classic.docx
@@ -47,7 +47,7 @@
           <w:sz w:val="21"/>
           <w:u w:val="none"/>
         </w:rPr>
-        <w:t>Kolkata, India  |  8530356515  |  namanmanocha42248@gmail.com  |  LinkedIn  |  GitHub</w:t>
+        <w:t>Mumbai, India  |  8530356515  |  namanmanocha42248@gmail.com  |  LinkedIn  |  GitHub</w:t>
       </w:r>
     </w:p>
     <w:p>

--- a/public/resume/ats/Naman_Manocha_AI_Engineer_Resume_ats_classic.docx
+++ b/public/resume/ats/Naman_Manocha_AI_Engineer_Resume_ats_classic.docx
@@ -236,7 +236,6 @@
     <w:p>
       <w:pPr>
         <w:spacing w:before="0" w:after="60" w:line="240" w:lineRule="auto"/>
-        <w:ind w:left="259" w:hanging="259"/>
         <w:jc w:val="left"/>
       </w:pPr>
       <w:r>
@@ -247,18 +246,14 @@
           <w:sz w:val="21"/>
           <w:u w:val="none"/>
         </w:rPr>
-        <w:t xml:space="preserve">• </w:t>
+        <w:t>Vantara Retail (client PRD): built leakage-safe churn and 90-day value pipeline on 1M+ retail transactions (14 monthly snapshots, forward-chaining CV, isotonic calibration; test ROC-AUC 0.76; CLV model capturing 58% of value in the top decile), served via FastAPI, PostgreSQL, and Docker with PSI drift monitoring; 124 tests.</w:t>
       </w:r>
-      <w:r>
-        <w:rPr>
-          <w:rFonts w:ascii="Calibri" w:hAnsi="Calibri"/>
-          <w:b/>
-          <w:i w:val="0"/>
-          <w:sz w:val="21"/>
-          <w:u w:val="none"/>
-        </w:rPr>
-        <w:t xml:space="preserve">Vantara: </w:t>
-      </w:r>
+    </w:p>
+    <w:p>
+      <w:pPr>
+        <w:spacing w:before="0" w:after="60" w:line="240" w:lineRule="auto"/>
+        <w:jc w:val="left"/>
+      </w:pPr>
       <w:r>
         <w:rPr>
           <w:rFonts w:ascii="Calibri" w:hAnsi="Calibri"/>
@@ -267,7 +262,7 @@
           <w:sz w:val="21"/>
           <w:u w:val="none"/>
         </w:rPr>
-        <w:t>built churn and 90-day customer-value pipeline on 1M+ retail transactions with leakage-safe features, SHAP/LIME, and FastAPI/Streamlit/Docker. FlowCast: building traffic, congestion, and accident-risk forecasts (PyTorch LSTM/GRU). Northgate: building stock return forecasts with FinBERT sentiment and a max-Sharpe optimizer. Client-style project briefs.</w:t>
+        <w:t>Building FlowCast (25-segment traffic forecasting, from-scratch LSTM) and Northgate (FinBERT sentiment, max-Sharpe portfolio).</w:t>
       </w:r>
     </w:p>
     <w:p>
